--- a/manuscript/cover_letter.docx
+++ b/manuscript/cover_letter.docx
@@ -708,19 +708,19 @@
         <w:rPr>
           <w:rFonts w:ascii="Arial" w:eastAsia="Microsoft YaHei"/>
         </w:rPr>
-        <w:t xml:space="preserve">repository — https://github.com/teamhuang/eye3-nhanes-diagnosis-care-gap (release v8.0.0:</w:t>
-      </w:r>
-    </w:p>
-    <w:p>
-      <w:pPr>
-        <w:spacing w:after="120" w:line="360" w:lineRule="auto"/>
-        <w:ind w:firstLine="480"/>
-      </w:pPr>
-      <w:r>
-        <w:rPr>
-          <w:rFonts w:ascii="Arial" w:eastAsia="Microsoft YaHei"/>
-        </w:rPr>
-        <w:t xml:space="preserve">https://github.com/teamhuang/eye3-nhanes-diagnosis-care-gap/releases/tag/v8.0.0) — and is intended to be</w:t>
+        <w:t xml:space="preserve">repository — https://github.com/teamhuang/eye3-nhanes-diagnosis-care-gap (release v9.0.0:</w:t>
+      </w:r>
+    </w:p>
+    <w:p>
+      <w:pPr>
+        <w:spacing w:after="120" w:line="360" w:lineRule="auto"/>
+        <w:ind w:firstLine="480"/>
+      </w:pPr>
+      <w:r>
+        <w:rPr>
+          <w:rFonts w:ascii="Arial" w:eastAsia="Microsoft YaHei"/>
+        </w:rPr>
+        <w:t xml:space="preserve">https://github.com/teamhuang/eye3-nhanes-diagnosis-care-gap/releases/tag/v9.0.0) — and is intended to be</w:t>
       </w:r>
     </w:p>
     <w:p>

--- a/manuscript/cover_letter.docx
+++ b/manuscript/cover_letter.docx
@@ -708,19 +708,19 @@
         <w:rPr>
           <w:rFonts w:ascii="Arial" w:eastAsia="Microsoft YaHei"/>
         </w:rPr>
-        <w:t xml:space="preserve">repository — https://github.com/teamhuang/eye3-nhanes-diagnosis-care-gap (release v9.0.0:</w:t>
-      </w:r>
-    </w:p>
-    <w:p>
-      <w:pPr>
-        <w:spacing w:after="120" w:line="360" w:lineRule="auto"/>
-        <w:ind w:firstLine="480"/>
-      </w:pPr>
-      <w:r>
-        <w:rPr>
-          <w:rFonts w:ascii="Arial" w:eastAsia="Microsoft YaHei"/>
-        </w:rPr>
-        <w:t xml:space="preserve">https://github.com/teamhuang/eye3-nhanes-diagnosis-care-gap/releases/tag/v9.0.0) — and is intended to be</w:t>
+        <w:t xml:space="preserve">repository — https://github.com/teamhuang/eye3-nhanes-diagnosis-care-gap (release v10.0.0:</w:t>
+      </w:r>
+    </w:p>
+    <w:p>
+      <w:pPr>
+        <w:spacing w:after="120" w:line="360" w:lineRule="auto"/>
+        <w:ind w:firstLine="480"/>
+      </w:pPr>
+      <w:r>
+        <w:rPr>
+          <w:rFonts w:ascii="Arial" w:eastAsia="Microsoft YaHei"/>
+        </w:rPr>
+        <w:t xml:space="preserve">https://github.com/teamhuang/eye3-nhanes-diagnosis-care-gap/releases/tag/v10.0.0) — and is intended to be</w:t>
       </w:r>
     </w:p>
     <w:p>
